--- a/reports/Group/Deliverable 04/D04-Testing-Report.docx
+++ b/reports/Group/Deliverable 04/D04-Testing-Report.docx
@@ -15,14 +15,34 @@
           <w:lang w:val="es-ES"/>
         </w:rPr>
       </w:pPr>
+      <w:proofErr w:type="spellStart"/>
       <w:r>
         <w:rPr>
           <w:sz w:val="36"/>
           <w:szCs w:val="36"/>
           <w:lang w:val="es-ES"/>
         </w:rPr>
-        <w:t>Testing Report</w:t>
-      </w:r>
+        <w:t>Testing</w:t>
+      </w:r>
+      <w:proofErr w:type="spellEnd"/>
+      <w:r>
+        <w:rPr>
+          <w:sz w:val="36"/>
+          <w:szCs w:val="36"/>
+          <w:lang w:val="es-ES"/>
+        </w:rPr>
+        <w:t xml:space="preserve"> </w:t>
+      </w:r>
+      <w:proofErr w:type="spellStart"/>
+      <w:r>
+        <w:rPr>
+          <w:sz w:val="36"/>
+          <w:szCs w:val="36"/>
+          <w:lang w:val="es-ES"/>
+        </w:rPr>
+        <w:t>Report</w:t>
+      </w:r>
+      <w:proofErr w:type="spellEnd"/>
     </w:p>
     <w:p>
       <w:pPr>
@@ -46,6 +66,7 @@
           <w:lang w:val="es-ES"/>
         </w:rPr>
       </w:pPr>
+      <w:proofErr w:type="spellStart"/>
       <w:r>
         <w:rPr>
           <w:rFonts w:ascii="Times New Roman" w:eastAsia="Times New Roman" w:hAnsi="Times New Roman" w:cs="Times New Roman"/>
@@ -54,8 +75,31 @@
           <w:szCs w:val="28"/>
           <w:lang w:val="es-ES"/>
         </w:rPr>
-        <w:t>Group Number</w:t>
-      </w:r>
+        <w:t>Group</w:t>
+      </w:r>
+      <w:proofErr w:type="spellEnd"/>
+      <w:r>
+        <w:rPr>
+          <w:rFonts w:ascii="Times New Roman" w:eastAsia="Times New Roman" w:hAnsi="Times New Roman" w:cs="Times New Roman"/>
+          <w:b/>
+          <w:sz w:val="28"/>
+          <w:szCs w:val="28"/>
+          <w:lang w:val="es-ES"/>
+        </w:rPr>
+        <w:t xml:space="preserve"> </w:t>
+      </w:r>
+      <w:proofErr w:type="spellStart"/>
+      <w:r>
+        <w:rPr>
+          <w:rFonts w:ascii="Times New Roman" w:eastAsia="Times New Roman" w:hAnsi="Times New Roman" w:cs="Times New Roman"/>
+          <w:b/>
+          <w:sz w:val="28"/>
+          <w:szCs w:val="28"/>
+          <w:lang w:val="es-ES"/>
+        </w:rPr>
+        <w:t>Number</w:t>
+      </w:r>
+      <w:proofErr w:type="spellEnd"/>
       <w:r>
         <w:rPr>
           <w:rFonts w:ascii="Times New Roman" w:eastAsia="Times New Roman" w:hAnsi="Times New Roman" w:cs="Times New Roman"/>
@@ -80,6 +124,7 @@
           <w:lang w:val="es-ES"/>
         </w:rPr>
       </w:pPr>
+      <w:proofErr w:type="spellStart"/>
       <w:r>
         <w:rPr>
           <w:rFonts w:ascii="Times New Roman" w:eastAsia="Times New Roman" w:hAnsi="Times New Roman" w:cs="Times New Roman"/>
@@ -90,6 +135,7 @@
         </w:rPr>
         <w:t>Repository</w:t>
       </w:r>
+      <w:proofErr w:type="spellEnd"/>
       <w:r>
         <w:rPr>
           <w:rFonts w:ascii="Times New Roman" w:eastAsia="Times New Roman" w:hAnsi="Times New Roman" w:cs="Times New Roman"/>
@@ -99,6 +145,7 @@
         </w:rPr>
         <w:t>: https://github.com/</w:t>
       </w:r>
+      <w:proofErr w:type="spellStart"/>
       <w:r>
         <w:rPr>
           <w:rFonts w:ascii="Times New Roman" w:eastAsia="Times New Roman" w:hAnsi="Times New Roman" w:cs="Times New Roman"/>
@@ -107,6 +154,7 @@
         </w:rPr>
         <w:t>CarlosCerdaMorales</w:t>
       </w:r>
+      <w:proofErr w:type="spellEnd"/>
       <w:r>
         <w:rPr>
           <w:rFonts w:ascii="Times New Roman" w:eastAsia="Times New Roman" w:hAnsi="Times New Roman" w:cs="Times New Roman"/>
@@ -128,7 +176,7 @@
           <w:rFonts w:ascii="Times New Roman" w:eastAsia="Times New Roman" w:hAnsi="Times New Roman" w:cs="Times New Roman"/>
           <w:sz w:val="20"/>
           <w:szCs w:val="20"/>
-          <w:lang w:val="es-ES"/>
+          <w:lang w:val="en-US"/>
         </w:rPr>
       </w:pPr>
       <w:r>
@@ -137,7 +185,7 @@
           <w:b/>
           <w:sz w:val="28"/>
           <w:szCs w:val="28"/>
-          <w:lang w:val="es-ES"/>
+          <w:lang w:val="en-US"/>
         </w:rPr>
         <w:t>Workgroup Members</w:t>
       </w:r>
@@ -146,7 +194,7 @@
           <w:rFonts w:ascii="Times New Roman" w:eastAsia="Times New Roman" w:hAnsi="Times New Roman" w:cs="Times New Roman"/>
           <w:sz w:val="28"/>
           <w:szCs w:val="28"/>
-          <w:lang w:val="es-ES"/>
+          <w:lang w:val="en-US"/>
         </w:rPr>
         <w:t xml:space="preserve"> </w:t>
       </w:r>
@@ -156,7 +204,7 @@
           <w:b/>
           <w:sz w:val="28"/>
           <w:szCs w:val="28"/>
-          <w:lang w:val="es-ES"/>
+          <w:lang w:val="en-US"/>
         </w:rPr>
         <w:t>and Corporate Emails:</w:t>
       </w:r>
@@ -169,17 +217,28 @@
           <w:rFonts w:ascii="Times New Roman" w:eastAsia="Times New Roman" w:hAnsi="Times New Roman" w:cs="Times New Roman"/>
           <w:sz w:val="28"/>
           <w:szCs w:val="28"/>
-          <w:lang w:val="es-ES"/>
-        </w:rPr>
-      </w:pPr>
+          <w:lang w:val="en-US"/>
+        </w:rPr>
+      </w:pPr>
+      <w:proofErr w:type="spellStart"/>
       <w:r>
         <w:rPr>
           <w:rFonts w:ascii="Times New Roman" w:eastAsia="Times New Roman" w:hAnsi="Times New Roman" w:cs="Times New Roman"/>
           <w:sz w:val="28"/>
           <w:szCs w:val="28"/>
-          <w:lang w:val="es-ES"/>
-        </w:rPr>
-        <w:t xml:space="preserve">Loubna Founoun Elaoud: </w:t>
+          <w:lang w:val="en-US"/>
+        </w:rPr>
+        <w:t>Loubna</w:t>
+      </w:r>
+      <w:proofErr w:type="spellEnd"/>
+      <w:r>
+        <w:rPr>
+          <w:rFonts w:ascii="Times New Roman" w:eastAsia="Times New Roman" w:hAnsi="Times New Roman" w:cs="Times New Roman"/>
+          <w:sz w:val="28"/>
+          <w:szCs w:val="28"/>
+          <w:lang w:val="en-US"/>
+        </w:rPr>
+        <w:t xml:space="preserve"> Founoun Elaoud: </w:t>
       </w:r>
       <w:hyperlink r:id="rId9">
         <w:r>
@@ -189,7 +248,7 @@
             <w:sz w:val="28"/>
             <w:szCs w:val="28"/>
             <w:u w:val="single"/>
-            <w:lang w:val="es-ES"/>
+            <w:lang w:val="en-US"/>
           </w:rPr>
           <w:t>loufouela@alum.us.es</w:t>
         </w:r>
@@ -274,7 +333,27 @@
           <w:szCs w:val="28"/>
           <w:lang w:val="es-ES"/>
         </w:rPr>
-        <w:t xml:space="preserve">José Luis Moraza Vergara: </w:t>
+        <w:t xml:space="preserve">José Luis </w:t>
+      </w:r>
+      <w:proofErr w:type="spellStart"/>
+      <w:r>
+        <w:rPr>
+          <w:rFonts w:ascii="Times New Roman" w:eastAsia="Times New Roman" w:hAnsi="Times New Roman" w:cs="Times New Roman"/>
+          <w:sz w:val="28"/>
+          <w:szCs w:val="28"/>
+          <w:lang w:val="es-ES"/>
+        </w:rPr>
+        <w:t>Moraza</w:t>
+      </w:r>
+      <w:proofErr w:type="spellEnd"/>
+      <w:r>
+        <w:rPr>
+          <w:rFonts w:ascii="Times New Roman" w:eastAsia="Times New Roman" w:hAnsi="Times New Roman" w:cs="Times New Roman"/>
+          <w:sz w:val="28"/>
+          <w:szCs w:val="28"/>
+          <w:lang w:val="es-ES"/>
+        </w:rPr>
+        <w:t xml:space="preserve"> Vergara: </w:t>
       </w:r>
       <w:hyperlink r:id="rId11">
         <w:r>
@@ -308,7 +387,27 @@
           <w:szCs w:val="28"/>
           <w:lang w:val="es-ES"/>
         </w:rPr>
-        <w:t xml:space="preserve">Claudia Oviedo Govantes: </w:t>
+        <w:t xml:space="preserve">Claudia Oviedo </w:t>
+      </w:r>
+      <w:proofErr w:type="spellStart"/>
+      <w:r>
+        <w:rPr>
+          <w:rFonts w:ascii="Times New Roman" w:eastAsia="Times New Roman" w:hAnsi="Times New Roman" w:cs="Times New Roman"/>
+          <w:sz w:val="28"/>
+          <w:szCs w:val="28"/>
+          <w:lang w:val="es-ES"/>
+        </w:rPr>
+        <w:t>Govantes</w:t>
+      </w:r>
+      <w:proofErr w:type="spellEnd"/>
+      <w:r>
+        <w:rPr>
+          <w:rFonts w:ascii="Times New Roman" w:eastAsia="Times New Roman" w:hAnsi="Times New Roman" w:cs="Times New Roman"/>
+          <w:sz w:val="28"/>
+          <w:szCs w:val="28"/>
+          <w:lang w:val="es-ES"/>
+        </w:rPr>
+        <w:t xml:space="preserve">: </w:t>
       </w:r>
       <w:hyperlink r:id="rId12">
         <w:r>
@@ -332,6 +431,7 @@
           <w:rFonts w:ascii="Times New Roman" w:eastAsia="Times New Roman" w:hAnsi="Times New Roman" w:cs="Times New Roman"/>
           <w:sz w:val="28"/>
           <w:szCs w:val="28"/>
+          <w:lang w:val="es-ES"/>
         </w:rPr>
       </w:pPr>
       <w:r>
@@ -339,6 +439,7 @@
           <w:rFonts w:ascii="Times New Roman" w:eastAsia="Times New Roman" w:hAnsi="Times New Roman" w:cs="Times New Roman"/>
           <w:sz w:val="28"/>
           <w:szCs w:val="28"/>
+          <w:lang w:val="es-ES"/>
         </w:rPr>
         <w:t xml:space="preserve">Sergio Cantillo Blanco: </w:t>
       </w:r>
@@ -350,6 +451,7 @@
             <w:sz w:val="28"/>
             <w:szCs w:val="28"/>
             <w:u w:val="single"/>
+            <w:lang w:val="es-ES"/>
           </w:rPr>
           <w:t>sercanbla@alum.us.es</w:t>
         </w:r>
@@ -359,6 +461,7 @@
           <w:rFonts w:ascii="Times New Roman" w:eastAsia="Times New Roman" w:hAnsi="Times New Roman" w:cs="Times New Roman"/>
           <w:sz w:val="28"/>
           <w:szCs w:val="28"/>
+          <w:lang w:val="es-ES"/>
         </w:rPr>
         <w:t xml:space="preserve"> </w:t>
       </w:r>
@@ -396,6 +499,7 @@
         </w:rPr>
         <w:t xml:space="preserve">: </w:t>
       </w:r>
+      <w:proofErr w:type="spellStart"/>
       <w:r>
         <w:rPr>
           <w:rFonts w:ascii="Times New Roman" w:eastAsia="Times New Roman" w:hAnsi="Times New Roman" w:cs="Times New Roman"/>
@@ -405,6 +509,7 @@
         </w:rPr>
         <w:t>Saturday</w:t>
       </w:r>
+      <w:proofErr w:type="spellEnd"/>
       <w:r>
         <w:rPr>
           <w:rFonts w:ascii="Times New Roman" w:eastAsia="Times New Roman" w:hAnsi="Times New Roman" w:cs="Times New Roman"/>
@@ -485,8 +590,42 @@
           <w:lang w:val="es-ES"/>
         </w:rPr>
         <w:lastRenderedPageBreak/>
-        <w:t>Table Of Contents</w:t>
-      </w:r>
+        <w:t xml:space="preserve">Table </w:t>
+      </w:r>
+      <w:proofErr w:type="spellStart"/>
+      <w:r>
+        <w:rPr>
+          <w:rFonts w:ascii="Times New Roman" w:eastAsia="Times New Roman" w:hAnsi="Times New Roman" w:cs="Times New Roman"/>
+          <w:b/>
+          <w:sz w:val="32"/>
+          <w:szCs w:val="32"/>
+          <w:lang w:val="es-ES"/>
+        </w:rPr>
+        <w:t>Of</w:t>
+      </w:r>
+      <w:proofErr w:type="spellEnd"/>
+      <w:r>
+        <w:rPr>
+          <w:rFonts w:ascii="Times New Roman" w:eastAsia="Times New Roman" w:hAnsi="Times New Roman" w:cs="Times New Roman"/>
+          <w:b/>
+          <w:sz w:val="32"/>
+          <w:szCs w:val="32"/>
+          <w:lang w:val="es-ES"/>
+        </w:rPr>
+        <w:t xml:space="preserve"> </w:t>
+      </w:r>
+      <w:proofErr w:type="spellStart"/>
+      <w:r>
+        <w:rPr>
+          <w:rFonts w:ascii="Times New Roman" w:eastAsia="Times New Roman" w:hAnsi="Times New Roman" w:cs="Times New Roman"/>
+          <w:b/>
+          <w:sz w:val="32"/>
+          <w:szCs w:val="32"/>
+          <w:lang w:val="es-ES"/>
+        </w:rPr>
+        <w:t>Contents</w:t>
+      </w:r>
+      <w:proofErr w:type="spellEnd"/>
     </w:p>
     <w:sdt>
       <w:sdtPr>
@@ -1461,33 +1600,71 @@
           <w:lang w:val="es-ES"/>
         </w:rPr>
         <w:lastRenderedPageBreak/>
-        <w:t>Executive Summary</w:t>
+        <w:t xml:space="preserve">Executive </w:t>
+      </w:r>
+      <w:proofErr w:type="spellStart"/>
+      <w:r>
+        <w:rPr>
+          <w:lang w:val="es-ES"/>
+        </w:rPr>
+        <w:t>Summary</w:t>
       </w:r>
       <w:bookmarkEnd w:id="0"/>
+      <w:proofErr w:type="spellEnd"/>
     </w:p>
     <w:p>
       <w:pPr>
         <w:pStyle w:val="NormalWeb"/>
-      </w:pPr>
-      <w:r>
+        <w:rPr>
+          <w:lang w:val="en-US"/>
+        </w:rPr>
+      </w:pPr>
+      <w:r>
+        <w:rPr>
+          <w:lang w:val="en-US"/>
+        </w:rPr>
         <w:t>In this report, we go over the functional and performance testing we did on our project. The goal was to make sure everything works as expected and to see how fast the system can respond under normal conditions.</w:t>
       </w:r>
     </w:p>
     <w:p>
       <w:pPr>
         <w:pStyle w:val="NormalWeb"/>
-      </w:pPr>
-      <w:r>
+        <w:rPr>
+          <w:lang w:val="en-US"/>
+        </w:rPr>
+      </w:pPr>
+      <w:r>
+        <w:rPr>
+          <w:lang w:val="en-US"/>
+        </w:rPr>
         <w:t xml:space="preserve">For the </w:t>
       </w:r>
       <w:r>
         <w:rPr>
           <w:rStyle w:val="Textoennegrita"/>
+          <w:lang w:val="en-US"/>
         </w:rPr>
         <w:t>functional part</w:t>
       </w:r>
       <w:r>
-        <w:t xml:space="preserve">, we grouped our test cases by feature. Each one checks a specific piece of functionality and helped us confirm that the app behaves correctly. </w:t>
+        <w:rPr>
+          <w:lang w:val="en-US"/>
+        </w:rPr>
+        <w:t xml:space="preserve">, we grouped our test cases by feature. Each one checks a specific piece of functionality and </w:t>
+      </w:r>
+      <w:proofErr w:type="gramStart"/>
+      <w:r>
+        <w:rPr>
+          <w:lang w:val="en-US"/>
+        </w:rPr>
+        <w:t>helped</w:t>
+      </w:r>
+      <w:proofErr w:type="gramEnd"/>
+      <w:r>
+        <w:rPr>
+          <w:lang w:val="en-US"/>
+        </w:rPr>
+        <w:t xml:space="preserve"> us confirm that the app behaves correctly. </w:t>
       </w:r>
     </w:p>
     <w:p>
@@ -1516,6 +1693,7 @@
         </w:rPr>
         <w:t xml:space="preserve">, we followed the steps from the session guide: we collected the execution times of our requests using the </w:t>
       </w:r>
+      <w:proofErr w:type="gramStart"/>
       <w:r>
         <w:rPr>
           <w:lang w:val="en-US"/>
@@ -1526,7 +1704,14 @@
         <w:rPr>
           <w:lang w:val="en-US"/>
         </w:rPr>
-        <w:t xml:space="preserve">.trace” </w:t>
+        <w:t>.trace</w:t>
+      </w:r>
+      <w:proofErr w:type="gramEnd"/>
+      <w:r>
+        <w:rPr>
+          <w:lang w:val="en-US"/>
+        </w:rPr>
+        <w:t xml:space="preserve">” </w:t>
       </w:r>
       <w:r>
         <w:rPr>
@@ -1548,6 +1733,9 @@
         <w:t xml:space="preserve"> in Excel. </w:t>
       </w:r>
       <w:r>
+        <w:rPr>
+          <w:lang w:val="en-US"/>
+        </w:rPr>
         <w:t>We generated charts and calculated confidence intervals to see if our app’s speed stays within acceptable limits. We ran the tests on two different computers and compared the results statistically to see which one performs better.</w:t>
       </w:r>
     </w:p>
@@ -1574,11 +1762,19 @@
         <w:ind w:left="360"/>
       </w:pPr>
       <w:bookmarkStart w:id="1" w:name="_Toc199006210"/>
+      <w:proofErr w:type="spellStart"/>
       <w:r>
         <w:rPr>
           <w:lang w:val="es-ES"/>
         </w:rPr>
-        <w:t>Revision Table</w:t>
+        <w:t>Revision</w:t>
+      </w:r>
+      <w:proofErr w:type="spellEnd"/>
+      <w:r>
+        <w:rPr>
+          <w:lang w:val="es-ES"/>
+        </w:rPr>
+        <w:t xml:space="preserve"> Table</w:t>
       </w:r>
       <w:bookmarkEnd w:id="1"/>
     </w:p>
@@ -1628,6 +1824,7 @@
                 <w:lang w:val="es-ES"/>
               </w:rPr>
             </w:pPr>
+            <w:proofErr w:type="spellStart"/>
             <w:r>
               <w:rPr>
                 <w:rFonts w:ascii="Times New Roman" w:eastAsia="Times New Roman" w:hAnsi="Times New Roman" w:cs="Times New Roman"/>
@@ -1636,8 +1833,31 @@
                 <w:szCs w:val="24"/>
                 <w:lang w:val="es-ES"/>
               </w:rPr>
-              <w:t>Revision Number</w:t>
-            </w:r>
+              <w:t>Revision</w:t>
+            </w:r>
+            <w:proofErr w:type="spellEnd"/>
+            <w:r>
+              <w:rPr>
+                <w:rFonts w:ascii="Times New Roman" w:eastAsia="Times New Roman" w:hAnsi="Times New Roman" w:cs="Times New Roman"/>
+                <w:b/>
+                <w:sz w:val="24"/>
+                <w:szCs w:val="24"/>
+                <w:lang w:val="es-ES"/>
+              </w:rPr>
+              <w:t xml:space="preserve"> </w:t>
+            </w:r>
+            <w:proofErr w:type="spellStart"/>
+            <w:r>
+              <w:rPr>
+                <w:rFonts w:ascii="Times New Roman" w:eastAsia="Times New Roman" w:hAnsi="Times New Roman" w:cs="Times New Roman"/>
+                <w:b/>
+                <w:sz w:val="24"/>
+                <w:szCs w:val="24"/>
+                <w:lang w:val="es-ES"/>
+              </w:rPr>
+              <w:t>Number</w:t>
+            </w:r>
+            <w:proofErr w:type="spellEnd"/>
           </w:p>
         </w:tc>
         <w:tc>
@@ -1692,6 +1912,7 @@
                 <w:lang w:val="es-ES"/>
               </w:rPr>
             </w:pPr>
+            <w:proofErr w:type="spellStart"/>
             <w:r>
               <w:rPr>
                 <w:rFonts w:ascii="Times New Roman" w:eastAsia="Times New Roman" w:hAnsi="Times New Roman" w:cs="Times New Roman"/>
@@ -1702,6 +1923,7 @@
               </w:rPr>
               <w:t>Description</w:t>
             </w:r>
+            <w:proofErr w:type="spellEnd"/>
           </w:p>
         </w:tc>
       </w:tr>
@@ -1832,6 +2054,7 @@
         </w:rPr>
       </w:pPr>
       <w:bookmarkStart w:id="2" w:name="_Toc199006211"/>
+      <w:proofErr w:type="spellStart"/>
       <w:r>
         <w:rPr>
           <w:lang w:val="es-ES"/>
@@ -1839,6 +2062,7 @@
         <w:t>Introduction</w:t>
       </w:r>
       <w:bookmarkEnd w:id="2"/>
+      <w:proofErr w:type="spellEnd"/>
     </w:p>
     <w:p>
       <w:pPr>
@@ -1930,6 +2154,7 @@
         </w:rPr>
       </w:pPr>
       <w:bookmarkStart w:id="3" w:name="_Toc199006212"/>
+      <w:proofErr w:type="spellStart"/>
       <w:r>
         <w:rPr>
           <w:lang w:val="es-ES"/>
@@ -1938,6 +2163,7 @@
         <w:t>Contents</w:t>
       </w:r>
       <w:bookmarkEnd w:id="3"/>
+      <w:proofErr w:type="spellEnd"/>
     </w:p>
     <w:p>
       <w:pPr>
@@ -1996,7 +2222,29 @@
           <w:sz w:val="24"/>
           <w:szCs w:val="24"/>
         </w:rPr>
-        <w:t>‘src/test/resources/administrator/airport’</w:t>
+        <w:t>‘</w:t>
+      </w:r>
+      <w:proofErr w:type="spellStart"/>
+      <w:r>
+        <w:rPr>
+          <w:rFonts w:ascii="Times New Roman" w:eastAsia="Times New Roman" w:hAnsi="Times New Roman" w:cs="Times New Roman"/>
+          <w:i/>
+          <w:iCs/>
+          <w:sz w:val="24"/>
+          <w:szCs w:val="24"/>
+        </w:rPr>
+        <w:t>src</w:t>
+      </w:r>
+      <w:proofErr w:type="spellEnd"/>
+      <w:r>
+        <w:rPr>
+          <w:rFonts w:ascii="Times New Roman" w:eastAsia="Times New Roman" w:hAnsi="Times New Roman" w:cs="Times New Roman"/>
+          <w:i/>
+          <w:iCs/>
+          <w:sz w:val="24"/>
+          <w:szCs w:val="24"/>
+        </w:rPr>
+        <w:t>/test/resources/administrator/airport’</w:t>
       </w:r>
       <w:r>
         <w:rPr>
@@ -2582,8 +2830,19 @@
           <w:sz w:val="24"/>
           <w:szCs w:val="24"/>
         </w:rPr>
-        <w:t>String airportName</w:t>
-      </w:r>
+        <w:t xml:space="preserve">String </w:t>
+      </w:r>
+      <w:proofErr w:type="spellStart"/>
+      <w:r>
+        <w:rPr>
+          <w:rFonts w:ascii="Times New Roman" w:eastAsia="Times New Roman" w:hAnsi="Times New Roman" w:cs="Times New Roman"/>
+          <w:b/>
+          <w:sz w:val="24"/>
+          <w:szCs w:val="24"/>
+        </w:rPr>
+        <w:t>airportName</w:t>
+      </w:r>
+      <w:proofErr w:type="spellEnd"/>
       <w:r>
         <w:rPr>
           <w:rFonts w:ascii="Times New Roman" w:eastAsia="Times New Roman" w:hAnsi="Times New Roman" w:cs="Times New Roman"/>
@@ -2624,8 +2883,19 @@
           <w:sz w:val="24"/>
           <w:szCs w:val="24"/>
         </w:rPr>
-        <w:t>String IATACode</w:t>
-      </w:r>
+        <w:t xml:space="preserve">String </w:t>
+      </w:r>
+      <w:proofErr w:type="spellStart"/>
+      <w:r>
+        <w:rPr>
+          <w:rFonts w:ascii="Times New Roman" w:eastAsia="Times New Roman" w:hAnsi="Times New Roman" w:cs="Times New Roman"/>
+          <w:b/>
+          <w:sz w:val="24"/>
+          <w:szCs w:val="24"/>
+        </w:rPr>
+        <w:t>IATACode</w:t>
+      </w:r>
+      <w:proofErr w:type="spellEnd"/>
       <w:r>
         <w:rPr>
           <w:rFonts w:ascii="Times New Roman" w:eastAsia="Times New Roman" w:hAnsi="Times New Roman" w:cs="Times New Roman"/>
@@ -2666,8 +2936,19 @@
           <w:sz w:val="24"/>
           <w:szCs w:val="24"/>
         </w:rPr>
-        <w:t>Enum operationalScope</w:t>
-      </w:r>
+        <w:t xml:space="preserve">Enum </w:t>
+      </w:r>
+      <w:proofErr w:type="spellStart"/>
+      <w:r>
+        <w:rPr>
+          <w:rFonts w:ascii="Times New Roman" w:eastAsia="Times New Roman" w:hAnsi="Times New Roman" w:cs="Times New Roman"/>
+          <w:b/>
+          <w:sz w:val="24"/>
+          <w:szCs w:val="24"/>
+        </w:rPr>
+        <w:t>operationalScope</w:t>
+      </w:r>
+      <w:proofErr w:type="spellEnd"/>
       <w:r>
         <w:rPr>
           <w:rFonts w:ascii="Times New Roman" w:eastAsia="Times New Roman" w:hAnsi="Times New Roman" w:cs="Times New Roman"/>
@@ -2910,8 +3191,19 @@
           <w:sz w:val="24"/>
           <w:szCs w:val="24"/>
         </w:rPr>
-        <w:t>String contactPhoneNumber</w:t>
-      </w:r>
+        <w:t xml:space="preserve">String </w:t>
+      </w:r>
+      <w:proofErr w:type="spellStart"/>
+      <w:r>
+        <w:rPr>
+          <w:rFonts w:ascii="Times New Roman" w:eastAsia="Times New Roman" w:hAnsi="Times New Roman" w:cs="Times New Roman"/>
+          <w:b/>
+          <w:sz w:val="24"/>
+          <w:szCs w:val="24"/>
+        </w:rPr>
+        <w:t>contactPhoneNumber</w:t>
+      </w:r>
+      <w:proofErr w:type="spellEnd"/>
       <w:r>
         <w:rPr>
           <w:rFonts w:ascii="Times New Roman" w:eastAsia="Times New Roman" w:hAnsi="Times New Roman" w:cs="Times New Roman"/>
@@ -2992,7 +3284,25 @@
           <w:sz w:val="24"/>
           <w:szCs w:val="24"/>
         </w:rPr>
-        <w:t>: Attempts were made to manipulate the entity's ID in the form submission, forcing it to match an existing database entry in order to overwrite it rather than create a new one.</w:t>
+        <w:t xml:space="preserve">: Attempts were made to manipulate the entity's ID in the form submission, forcing it to match an existing database entry </w:t>
+      </w:r>
+      <w:proofErr w:type="gramStart"/>
+      <w:r>
+        <w:rPr>
+          <w:rFonts w:ascii="Times New Roman" w:eastAsia="Times New Roman" w:hAnsi="Times New Roman" w:cs="Times New Roman"/>
+          <w:sz w:val="24"/>
+          <w:szCs w:val="24"/>
+        </w:rPr>
+        <w:t>in order to</w:t>
+      </w:r>
+      <w:proofErr w:type="gramEnd"/>
+      <w:r>
+        <w:rPr>
+          <w:rFonts w:ascii="Times New Roman" w:eastAsia="Times New Roman" w:hAnsi="Times New Roman" w:cs="Times New Roman"/>
+          <w:sz w:val="24"/>
+          <w:szCs w:val="24"/>
+        </w:rPr>
+        <w:t xml:space="preserve"> overwrite it rather than create a new one.</w:t>
       </w:r>
       <w:r>
         <w:rPr>
@@ -3035,7 +3345,25 @@
           <w:sz w:val="24"/>
           <w:szCs w:val="24"/>
         </w:rPr>
-        <w:t>: Malicious values were injected into the operationalScope field, including values outside the declared enumeration, null, empty strings, and numeric types.</w:t>
+        <w:t xml:space="preserve">: Malicious values were injected into the </w:t>
+      </w:r>
+      <w:proofErr w:type="spellStart"/>
+      <w:r>
+        <w:rPr>
+          <w:rFonts w:ascii="Times New Roman" w:eastAsia="Times New Roman" w:hAnsi="Times New Roman" w:cs="Times New Roman"/>
+          <w:sz w:val="24"/>
+          <w:szCs w:val="24"/>
+        </w:rPr>
+        <w:t>operationalScope</w:t>
+      </w:r>
+      <w:proofErr w:type="spellEnd"/>
+      <w:r>
+        <w:rPr>
+          <w:rFonts w:ascii="Times New Roman" w:eastAsia="Times New Roman" w:hAnsi="Times New Roman" w:cs="Times New Roman"/>
+          <w:sz w:val="24"/>
+          <w:szCs w:val="24"/>
+        </w:rPr>
+        <w:t xml:space="preserve"> field, including values outside the declared enumeration, null, empty strings, and numeric types.</w:t>
       </w:r>
     </w:p>
     <w:p>
@@ -3188,7 +3516,27 @@
           <w:szCs w:val="24"/>
           <w:lang w:val="en-US"/>
         </w:rPr>
-        <w:t>However, several anti-hacking tests were conducted to assess the system’s resilience against improper access attempts:</w:t>
+        <w:t xml:space="preserve">However, several anti-hacking tests were conducted to assess the system’s resilience against </w:t>
+      </w:r>
+      <w:proofErr w:type="gramStart"/>
+      <w:r>
+        <w:rPr>
+          <w:rFonts w:ascii="Times New Roman" w:eastAsia="Times New Roman" w:hAnsi="Times New Roman" w:cs="Times New Roman"/>
+          <w:sz w:val="24"/>
+          <w:szCs w:val="24"/>
+          <w:lang w:val="en-US"/>
+        </w:rPr>
+        <w:t>improper</w:t>
+      </w:r>
+      <w:proofErr w:type="gramEnd"/>
+      <w:r>
+        <w:rPr>
+          <w:rFonts w:ascii="Times New Roman" w:eastAsia="Times New Roman" w:hAnsi="Times New Roman" w:cs="Times New Roman"/>
+          <w:sz w:val="24"/>
+          <w:szCs w:val="24"/>
+          <w:lang w:val="en-US"/>
+        </w:rPr>
+        <w:t xml:space="preserve"> access attempts:</w:t>
       </w:r>
     </w:p>
     <w:p>
@@ -3230,7 +3578,29 @@
           <w:szCs w:val="24"/>
           <w:lang w:val="en-US"/>
         </w:rPr>
-        <w:t>Omitting the ?id=x</w:t>
+        <w:t xml:space="preserve">Omitting </w:t>
+      </w:r>
+      <w:proofErr w:type="gramStart"/>
+      <w:r>
+        <w:rPr>
+          <w:rFonts w:ascii="Times New Roman" w:eastAsia="Times New Roman" w:hAnsi="Times New Roman" w:cs="Times New Roman"/>
+          <w:b/>
+          <w:sz w:val="24"/>
+          <w:szCs w:val="24"/>
+          <w:lang w:val="en-US"/>
+        </w:rPr>
+        <w:t>the ?id</w:t>
+      </w:r>
+      <w:proofErr w:type="gramEnd"/>
+      <w:r>
+        <w:rPr>
+          <w:rFonts w:ascii="Times New Roman" w:eastAsia="Times New Roman" w:hAnsi="Times New Roman" w:cs="Times New Roman"/>
+          <w:b/>
+          <w:sz w:val="24"/>
+          <w:szCs w:val="24"/>
+          <w:lang w:val="en-US"/>
+        </w:rPr>
+        <w:t>=x</w:t>
       </w:r>
       <w:r>
         <w:rPr>
@@ -3294,7 +3664,31 @@
           <w:szCs w:val="24"/>
           <w:lang w:val="en-US"/>
         </w:rPr>
-        <w:t>"Access Unauthorised"</w:t>
+        <w:t xml:space="preserve">"Access </w:t>
+      </w:r>
+      <w:proofErr w:type="spellStart"/>
+      <w:r>
+        <w:rPr>
+          <w:rFonts w:ascii="Times New Roman" w:eastAsia="Times New Roman" w:hAnsi="Times New Roman" w:cs="Times New Roman"/>
+          <w:b/>
+          <w:bCs/>
+          <w:sz w:val="24"/>
+          <w:szCs w:val="24"/>
+          <w:lang w:val="en-US"/>
+        </w:rPr>
+        <w:t>Unauthorised</w:t>
+      </w:r>
+      <w:proofErr w:type="spellEnd"/>
+      <w:r>
+        <w:rPr>
+          <w:rFonts w:ascii="Times New Roman" w:eastAsia="Times New Roman" w:hAnsi="Times New Roman" w:cs="Times New Roman"/>
+          <w:b/>
+          <w:bCs/>
+          <w:sz w:val="24"/>
+          <w:szCs w:val="24"/>
+          <w:lang w:val="en-US"/>
+        </w:rPr>
+        <w:t>"</w:t>
       </w:r>
       <w:r>
         <w:rPr>
@@ -3316,13 +3710,15 @@
           <w:rFonts w:ascii="Times New Roman" w:eastAsia="Times New Roman" w:hAnsi="Times New Roman" w:cs="Times New Roman"/>
           <w:sz w:val="24"/>
           <w:szCs w:val="24"/>
-        </w:rPr>
-      </w:pPr>
-      <w:r>
-        <w:rPr>
-          <w:rFonts w:ascii="Times New Roman" w:eastAsia="Times New Roman" w:hAnsi="Times New Roman" w:cs="Times New Roman"/>
-          <w:sz w:val="24"/>
-          <w:szCs w:val="24"/>
+          <w:lang w:val="en-US"/>
+        </w:rPr>
+      </w:pPr>
+      <w:r>
+        <w:rPr>
+          <w:rFonts w:ascii="Times New Roman" w:eastAsia="Times New Roman" w:hAnsi="Times New Roman" w:cs="Times New Roman"/>
+          <w:sz w:val="24"/>
+          <w:szCs w:val="24"/>
+          <w:lang w:val="en-US"/>
         </w:rPr>
         <w:tab/>
       </w:r>
@@ -3337,13 +3733,15 @@
           <w:rFonts w:ascii="Times New Roman" w:eastAsia="Times New Roman" w:hAnsi="Times New Roman" w:cs="Times New Roman"/>
           <w:sz w:val="24"/>
           <w:szCs w:val="24"/>
-        </w:rPr>
-      </w:pPr>
-      <w:r>
-        <w:rPr>
-          <w:rFonts w:ascii="Times New Roman" w:eastAsia="Times New Roman" w:hAnsi="Times New Roman" w:cs="Times New Roman"/>
-          <w:sz w:val="24"/>
-          <w:szCs w:val="24"/>
+          <w:lang w:val="en-US"/>
+        </w:rPr>
+      </w:pPr>
+      <w:r>
+        <w:rPr>
+          <w:rFonts w:ascii="Times New Roman" w:eastAsia="Times New Roman" w:hAnsi="Times New Roman" w:cs="Times New Roman"/>
+          <w:sz w:val="24"/>
+          <w:szCs w:val="24"/>
+          <w:lang w:val="en-US"/>
         </w:rPr>
         <w:t xml:space="preserve">- </w:t>
       </w:r>
@@ -3353,23 +3751,16 @@
           <w:sz w:val="24"/>
           <w:szCs w:val="24"/>
           <w:u w:val="single"/>
-        </w:rPr>
-        <w:t>Airport</w:t>
-      </w:r>
-      <w:r>
-        <w:rPr>
-          <w:rFonts w:ascii="Times New Roman" w:eastAsia="Times New Roman" w:hAnsi="Times New Roman" w:cs="Times New Roman"/>
-          <w:sz w:val="24"/>
-          <w:szCs w:val="24"/>
-          <w:u w:val="single"/>
-        </w:rPr>
-        <w:t xml:space="preserve"> update</w:t>
-      </w:r>
-      <w:r>
-        <w:rPr>
-          <w:rFonts w:ascii="Times New Roman" w:eastAsia="Times New Roman" w:hAnsi="Times New Roman" w:cs="Times New Roman"/>
-          <w:sz w:val="24"/>
-          <w:szCs w:val="24"/>
+          <w:lang w:val="en-US"/>
+        </w:rPr>
+        <w:t>Airport update</w:t>
+      </w:r>
+      <w:r>
+        <w:rPr>
+          <w:rFonts w:ascii="Times New Roman" w:eastAsia="Times New Roman" w:hAnsi="Times New Roman" w:cs="Times New Roman"/>
+          <w:sz w:val="24"/>
+          <w:szCs w:val="24"/>
+          <w:lang w:val="en-US"/>
         </w:rPr>
         <w:t>. To validate this functionality, the following testing strategies were applied:</w:t>
       </w:r>
@@ -3429,8 +3820,20 @@
           <w:sz w:val="24"/>
           <w:szCs w:val="24"/>
         </w:rPr>
-        <w:t>String airportName</w:t>
-      </w:r>
+        <w:t xml:space="preserve">String </w:t>
+      </w:r>
+      <w:proofErr w:type="spellStart"/>
+      <w:r>
+        <w:rPr>
+          <w:rFonts w:ascii="Times New Roman" w:eastAsia="Times New Roman" w:hAnsi="Times New Roman" w:cs="Times New Roman"/>
+          <w:b/>
+          <w:bCs/>
+          <w:sz w:val="24"/>
+          <w:szCs w:val="24"/>
+        </w:rPr>
+        <w:t>airportName</w:t>
+      </w:r>
+      <w:proofErr w:type="spellEnd"/>
       <w:r>
         <w:rPr>
           <w:rFonts w:ascii="Times New Roman" w:eastAsia="Times New Roman" w:hAnsi="Times New Roman" w:cs="Times New Roman"/>
@@ -3472,8 +3875,20 @@
           <w:sz w:val="24"/>
           <w:szCs w:val="24"/>
         </w:rPr>
-        <w:t>String IATACode</w:t>
-      </w:r>
+        <w:t xml:space="preserve">String </w:t>
+      </w:r>
+      <w:proofErr w:type="spellStart"/>
+      <w:r>
+        <w:rPr>
+          <w:rFonts w:ascii="Times New Roman" w:eastAsia="Times New Roman" w:hAnsi="Times New Roman" w:cs="Times New Roman"/>
+          <w:b/>
+          <w:bCs/>
+          <w:sz w:val="24"/>
+          <w:szCs w:val="24"/>
+        </w:rPr>
+        <w:t>IATACode</w:t>
+      </w:r>
+      <w:proofErr w:type="spellEnd"/>
       <w:r>
         <w:rPr>
           <w:rFonts w:ascii="Times New Roman" w:eastAsia="Times New Roman" w:hAnsi="Times New Roman" w:cs="Times New Roman"/>
@@ -3515,8 +3930,20 @@
           <w:sz w:val="24"/>
           <w:szCs w:val="24"/>
         </w:rPr>
-        <w:t>Enum operationalScope</w:t>
-      </w:r>
+        <w:t xml:space="preserve">Enum </w:t>
+      </w:r>
+      <w:proofErr w:type="spellStart"/>
+      <w:r>
+        <w:rPr>
+          <w:rFonts w:ascii="Times New Roman" w:eastAsia="Times New Roman" w:hAnsi="Times New Roman" w:cs="Times New Roman"/>
+          <w:b/>
+          <w:bCs/>
+          <w:sz w:val="24"/>
+          <w:szCs w:val="24"/>
+        </w:rPr>
+        <w:t>operationalScope</w:t>
+      </w:r>
+      <w:proofErr w:type="spellEnd"/>
       <w:r>
         <w:rPr>
           <w:rFonts w:ascii="Times New Roman" w:eastAsia="Times New Roman" w:hAnsi="Times New Roman" w:cs="Times New Roman"/>
@@ -3765,8 +4192,20 @@
           <w:sz w:val="24"/>
           <w:szCs w:val="24"/>
         </w:rPr>
-        <w:t>String contactPhoneNumber</w:t>
-      </w:r>
+        <w:t xml:space="preserve">String </w:t>
+      </w:r>
+      <w:proofErr w:type="spellStart"/>
+      <w:r>
+        <w:rPr>
+          <w:rFonts w:ascii="Times New Roman" w:eastAsia="Times New Roman" w:hAnsi="Times New Roman" w:cs="Times New Roman"/>
+          <w:b/>
+          <w:bCs/>
+          <w:sz w:val="24"/>
+          <w:szCs w:val="24"/>
+        </w:rPr>
+        <w:t>contactPhoneNumber</w:t>
+      </w:r>
+      <w:proofErr w:type="spellEnd"/>
       <w:r>
         <w:rPr>
           <w:rFonts w:ascii="Times New Roman" w:eastAsia="Times New Roman" w:hAnsi="Times New Roman" w:cs="Times New Roman"/>
@@ -3895,7 +4334,25 @@
           <w:sz w:val="24"/>
           <w:szCs w:val="24"/>
         </w:rPr>
-        <w:t>: Malicious values were injected into the operationalScope field, including values outside the declared enumeration, null, empty strings, and numeric types.</w:t>
+        <w:t xml:space="preserve">: Malicious values were injected into the </w:t>
+      </w:r>
+      <w:proofErr w:type="spellStart"/>
+      <w:r>
+        <w:rPr>
+          <w:rFonts w:ascii="Times New Roman" w:eastAsia="Times New Roman" w:hAnsi="Times New Roman" w:cs="Times New Roman"/>
+          <w:sz w:val="24"/>
+          <w:szCs w:val="24"/>
+        </w:rPr>
+        <w:t>operationalScope</w:t>
+      </w:r>
+      <w:proofErr w:type="spellEnd"/>
+      <w:r>
+        <w:rPr>
+          <w:rFonts w:ascii="Times New Roman" w:eastAsia="Times New Roman" w:hAnsi="Times New Roman" w:cs="Times New Roman"/>
+          <w:sz w:val="24"/>
+          <w:szCs w:val="24"/>
+        </w:rPr>
+        <w:t xml:space="preserve"> field, including values outside the declared enumeration, null, empty strings, and numeric types.</w:t>
       </w:r>
     </w:p>
     <w:p>
@@ -3961,7 +4418,27 @@
           <w:szCs w:val="24"/>
           <w:lang w:val="en-US"/>
         </w:rPr>
-        <w:t xml:space="preserve">the obtained results. </w:t>
+        <w:t xml:space="preserve">the </w:t>
+      </w:r>
+      <w:proofErr w:type="gramStart"/>
+      <w:r>
+        <w:rPr>
+          <w:rFonts w:ascii="Times New Roman" w:eastAsia="Times New Roman" w:hAnsi="Times New Roman" w:cs="Times New Roman"/>
+          <w:sz w:val="24"/>
+          <w:szCs w:val="24"/>
+          <w:lang w:val="en-US"/>
+        </w:rPr>
+        <w:t>obtained results</w:t>
+      </w:r>
+      <w:proofErr w:type="gramEnd"/>
+      <w:r>
+        <w:rPr>
+          <w:rFonts w:ascii="Times New Roman" w:eastAsia="Times New Roman" w:hAnsi="Times New Roman" w:cs="Times New Roman"/>
+          <w:sz w:val="24"/>
+          <w:szCs w:val="24"/>
+          <w:lang w:val="en-US"/>
+        </w:rPr>
+        <w:t xml:space="preserve">. </w:t>
       </w:r>
     </w:p>
     <w:p>
@@ -4163,7 +4640,47 @@
           <w:szCs w:val="24"/>
           <w:lang w:val="en-US"/>
         </w:rPr>
-        <w:t xml:space="preserve"> ms on PC 2, while only around 36 ms on PC 1. Similarly, the </w:t>
+        <w:t xml:space="preserve"> </w:t>
+      </w:r>
+      <w:proofErr w:type="spellStart"/>
+      <w:r>
+        <w:rPr>
+          <w:rFonts w:ascii="Times New Roman" w:eastAsia="Times New Roman" w:hAnsi="Times New Roman" w:cs="Times New Roman"/>
+          <w:sz w:val="24"/>
+          <w:szCs w:val="24"/>
+          <w:lang w:val="en-US"/>
+        </w:rPr>
+        <w:t>ms</w:t>
+      </w:r>
+      <w:proofErr w:type="spellEnd"/>
+      <w:r>
+        <w:rPr>
+          <w:rFonts w:ascii="Times New Roman" w:eastAsia="Times New Roman" w:hAnsi="Times New Roman" w:cs="Times New Roman"/>
+          <w:sz w:val="24"/>
+          <w:szCs w:val="24"/>
+          <w:lang w:val="en-US"/>
+        </w:rPr>
+        <w:t xml:space="preserve"> on PC 2, while only around 36 </w:t>
+      </w:r>
+      <w:proofErr w:type="spellStart"/>
+      <w:r>
+        <w:rPr>
+          <w:rFonts w:ascii="Times New Roman" w:eastAsia="Times New Roman" w:hAnsi="Times New Roman" w:cs="Times New Roman"/>
+          <w:sz w:val="24"/>
+          <w:szCs w:val="24"/>
+          <w:lang w:val="en-US"/>
+        </w:rPr>
+        <w:t>ms</w:t>
+      </w:r>
+      <w:proofErr w:type="spellEnd"/>
+      <w:r>
+        <w:rPr>
+          <w:rFonts w:ascii="Times New Roman" w:eastAsia="Times New Roman" w:hAnsi="Times New Roman" w:cs="Times New Roman"/>
+          <w:sz w:val="24"/>
+          <w:szCs w:val="24"/>
+          <w:lang w:val="en-US"/>
+        </w:rPr>
+        <w:t xml:space="preserve"> on PC 1. Similarly, the </w:t>
       </w:r>
       <w:r>
         <w:rPr>
@@ -4201,7 +4718,27 @@
           <w:szCs w:val="24"/>
           <w:lang w:val="en-US"/>
         </w:rPr>
-        <w:t>0 ms on PC 2, but remain below 2</w:t>
+        <w:t xml:space="preserve">0 </w:t>
+      </w:r>
+      <w:proofErr w:type="spellStart"/>
+      <w:r>
+        <w:rPr>
+          <w:rFonts w:ascii="Times New Roman" w:eastAsia="Times New Roman" w:hAnsi="Times New Roman" w:cs="Times New Roman"/>
+          <w:sz w:val="24"/>
+          <w:szCs w:val="24"/>
+          <w:lang w:val="en-US"/>
+        </w:rPr>
+        <w:t>ms</w:t>
+      </w:r>
+      <w:proofErr w:type="spellEnd"/>
+      <w:r>
+        <w:rPr>
+          <w:rFonts w:ascii="Times New Roman" w:eastAsia="Times New Roman" w:hAnsi="Times New Roman" w:cs="Times New Roman"/>
+          <w:sz w:val="24"/>
+          <w:szCs w:val="24"/>
+          <w:lang w:val="en-US"/>
+        </w:rPr>
+        <w:t xml:space="preserve"> on PC 2, but remain below 2</w:t>
       </w:r>
       <w:r>
         <w:rPr>
@@ -4219,7 +4756,27 @@
           <w:szCs w:val="24"/>
           <w:lang w:val="en-US"/>
         </w:rPr>
-        <w:t xml:space="preserve"> ms on PC 1. </w:t>
+        <w:t xml:space="preserve"> </w:t>
+      </w:r>
+      <w:proofErr w:type="spellStart"/>
+      <w:r>
+        <w:rPr>
+          <w:rFonts w:ascii="Times New Roman" w:eastAsia="Times New Roman" w:hAnsi="Times New Roman" w:cs="Times New Roman"/>
+          <w:sz w:val="24"/>
+          <w:szCs w:val="24"/>
+          <w:lang w:val="en-US"/>
+        </w:rPr>
+        <w:t>ms</w:t>
+      </w:r>
+      <w:proofErr w:type="spellEnd"/>
+      <w:r>
+        <w:rPr>
+          <w:rFonts w:ascii="Times New Roman" w:eastAsia="Times New Roman" w:hAnsi="Times New Roman" w:cs="Times New Roman"/>
+          <w:sz w:val="24"/>
+          <w:szCs w:val="24"/>
+          <w:lang w:val="en-US"/>
+        </w:rPr>
+        <w:t xml:space="preserve"> on PC 1. </w:t>
       </w:r>
     </w:p>
     <w:p>
@@ -4556,16 +5113,6 @@
           <w:szCs w:val="24"/>
           <w:lang w:val="en-US"/>
         </w:rPr>
-        <w:t xml:space="preserve">To determine if there was a real performance difference, we configured and ran a Z-Test following the steps from the lecture. The test returned a p-value of 0.99456, which falls in the </w:t>
-      </w:r>
-      <w:r>
-        <w:rPr>
-          <w:rFonts w:ascii="Times New Roman" w:eastAsia="Times New Roman" w:hAnsi="Times New Roman" w:cs="Times New Roman"/>
-          <w:sz w:val="24"/>
-          <w:szCs w:val="24"/>
-          <w:lang w:val="en-US"/>
-        </w:rPr>
-        <w:lastRenderedPageBreak/>
         <w:t>interval (0.05, 1.00]. This means that the differences between the two computers are not statistically significant—they're most likely due to random variation.</w:t>
       </w:r>
       <w:r>
@@ -4642,6 +5189,7 @@
           <w:szCs w:val="24"/>
           <w:lang w:val="en-US"/>
         </w:rPr>
+        <w:lastRenderedPageBreak/>
         <w:drawing>
           <wp:inline distT="0" distB="0" distL="0" distR="0" wp14:anchorId="044CCC04" wp14:editId="464530A9">
             <wp:extent cx="3746500" cy="2286000"/>
@@ -4693,17 +5241,15 @@
           <w:rFonts w:ascii="Times New Roman" w:eastAsia="Times New Roman" w:hAnsi="Times New Roman" w:cs="Times New Roman"/>
           <w:sz w:val="24"/>
           <w:szCs w:val="24"/>
-          <w:lang w:val="en-US"/>
-        </w:rPr>
-      </w:pPr>
-      <w:r>
-        <w:rPr>
-          <w:rFonts w:ascii="Times New Roman" w:eastAsia="Times New Roman" w:hAnsi="Times New Roman" w:cs="Times New Roman"/>
-          <w:sz w:val="24"/>
-          <w:szCs w:val="24"/>
-          <w:lang w:val="en-US"/>
-        </w:rPr>
-        <w:t>Because of this, we didn’t continue with software or hardware profiling, as it wouldn’t lead to any meaningful improvements in performance.</w:t>
+        </w:rPr>
+      </w:pPr>
+      <w:r>
+        <w:rPr>
+          <w:rFonts w:ascii="Times New Roman" w:eastAsia="Times New Roman" w:hAnsi="Times New Roman" w:cs="Times New Roman"/>
+          <w:sz w:val="24"/>
+          <w:szCs w:val="24"/>
+        </w:rPr>
+        <w:t>To determine if there was a real performance difference, we configured and ran a Z-Test following the steps from the lecture. Since our hypothesis was that the second computer would be faster (after &lt; before), we used a one-tailed Z-Test. The test returned a one-tailed p-value of 0.49728, which is still much higher than the usual alpha of 0.05. This means that the performance difference is not statistically significant and is likely due to random variation.</w:t>
       </w:r>
     </w:p>
     <w:p>
@@ -4714,24 +5260,57 @@
           <w:rFonts w:ascii="Times New Roman" w:eastAsia="Times New Roman" w:hAnsi="Times New Roman" w:cs="Times New Roman"/>
           <w:sz w:val="24"/>
           <w:szCs w:val="24"/>
-          <w:lang w:val="en-US"/>
-        </w:rPr>
-      </w:pPr>
-      <w:r>
-        <w:rPr>
-          <w:rFonts w:ascii="Times New Roman" w:eastAsia="Times New Roman" w:hAnsi="Times New Roman" w:cs="Times New Roman"/>
-          <w:sz w:val="24"/>
-          <w:szCs w:val="24"/>
-        </w:rPr>
-        <w:t>In addittion, i</w:t>
-      </w:r>
-      <w:r>
-        <w:rPr>
-          <w:rFonts w:ascii="Times New Roman" w:eastAsia="Times New Roman" w:hAnsi="Times New Roman" w:cs="Times New Roman"/>
-          <w:sz w:val="24"/>
-          <w:szCs w:val="24"/>
-        </w:rPr>
-        <w:t>t was not necessary to add custom indexes to repository queries, as these operations are limited to simple findAll calls and lookups by primary key (id). Since the id field is automatically indexed by default, no additional indexing was required to ensure optimal performance.</w:t>
+          <w:u w:val="single"/>
+          <w:lang w:val="en-US"/>
+        </w:rPr>
+      </w:pPr>
+      <w:r>
+        <w:rPr>
+          <w:rFonts w:ascii="Times New Roman" w:eastAsia="Times New Roman" w:hAnsi="Times New Roman" w:cs="Times New Roman"/>
+          <w:sz w:val="24"/>
+          <w:szCs w:val="24"/>
+        </w:rPr>
+        <w:t xml:space="preserve">In </w:t>
+      </w:r>
+      <w:r>
+        <w:rPr>
+          <w:rFonts w:ascii="Times New Roman" w:eastAsia="Times New Roman" w:hAnsi="Times New Roman" w:cs="Times New Roman"/>
+          <w:sz w:val="24"/>
+          <w:szCs w:val="24"/>
+        </w:rPr>
+        <w:t>addition</w:t>
+      </w:r>
+      <w:r>
+        <w:rPr>
+          <w:rFonts w:ascii="Times New Roman" w:eastAsia="Times New Roman" w:hAnsi="Times New Roman" w:cs="Times New Roman"/>
+          <w:sz w:val="24"/>
+          <w:szCs w:val="24"/>
+        </w:rPr>
+        <w:t>, i</w:t>
+      </w:r>
+      <w:r>
+        <w:rPr>
+          <w:rFonts w:ascii="Times New Roman" w:eastAsia="Times New Roman" w:hAnsi="Times New Roman" w:cs="Times New Roman"/>
+          <w:sz w:val="24"/>
+          <w:szCs w:val="24"/>
+        </w:rPr>
+        <w:t xml:space="preserve">t was not necessary to add custom indexes to repository queries, as these operations are limited to simple </w:t>
+      </w:r>
+      <w:r>
+        <w:rPr>
+          <w:rFonts w:ascii="Times New Roman" w:eastAsia="Times New Roman" w:hAnsi="Times New Roman" w:cs="Times New Roman"/>
+          <w:sz w:val="24"/>
+          <w:szCs w:val="24"/>
+        </w:rPr>
+        <w:t>find All</w:t>
+      </w:r>
+      <w:r>
+        <w:rPr>
+          <w:rFonts w:ascii="Times New Roman" w:eastAsia="Times New Roman" w:hAnsi="Times New Roman" w:cs="Times New Roman"/>
+          <w:sz w:val="24"/>
+          <w:szCs w:val="24"/>
+        </w:rPr>
+        <w:t xml:space="preserve"> calls and lookups by primary key (id). Since the id field is automatically indexed by default, no additional indexing was required to ensure optimal performance.</w:t>
       </w:r>
     </w:p>
     <w:p>
@@ -4747,6 +5326,7 @@
         </w:rPr>
       </w:pPr>
       <w:bookmarkStart w:id="6" w:name="_Toc199006215"/>
+      <w:proofErr w:type="spellStart"/>
       <w:r>
         <w:rPr>
           <w:lang w:val="es-ES"/>
@@ -4755,6 +5335,7 @@
       </w:r>
       <w:bookmarkStart w:id="7" w:name="_Toc199006216"/>
       <w:bookmarkEnd w:id="6"/>
+      <w:proofErr w:type="spellEnd"/>
     </w:p>
     <w:p>
       <w:pPr>
@@ -4762,7 +5343,7 @@
         <w:spacing w:after="200"/>
         <w:jc w:val="both"/>
         <w:rPr>
-          <w:lang w:val="es-ES"/>
+          <w:lang w:val="en-US"/>
         </w:rPr>
       </w:pPr>
       <w:r>
@@ -4771,7 +5352,7 @@
           <w:bCs/>
           <w:sz w:val="24"/>
           <w:szCs w:val="24"/>
-          <w:lang w:val="es-ES"/>
+          <w:lang w:val="en-US"/>
         </w:rPr>
         <w:t>We tested the main features of the Acme-ANS system thoroughly, covering all the important parts related to airport management. Our tests included checking normal use cases, edge cases, and trying different hacking attempts. The system handled everything as expected</w:t>
       </w:r>
@@ -4781,7 +5362,7 @@
           <w:bCs/>
           <w:sz w:val="24"/>
           <w:szCs w:val="24"/>
-          <w:lang w:val="es-ES"/>
+          <w:lang w:val="en-US"/>
         </w:rPr>
         <w:t xml:space="preserve">, </w:t>
       </w:r>
@@ -4791,9 +5372,31 @@
           <w:bCs/>
           <w:sz w:val="24"/>
           <w:szCs w:val="24"/>
-          <w:lang w:val="es-ES"/>
-        </w:rPr>
-        <w:t>valid inputs worked fine, and invalid or malicious inputs were blocked with proper “Access Unauthorised” responses. This shows the app is working well and has good security controls.</w:t>
+          <w:lang w:val="en-US"/>
+        </w:rPr>
+        <w:t xml:space="preserve">valid inputs worked fine, and invalid or malicious inputs were blocked with proper “Access </w:t>
+      </w:r>
+      <w:proofErr w:type="spellStart"/>
+      <w:r>
+        <w:rPr>
+          <w:b w:val="0"/>
+          <w:bCs/>
+          <w:sz w:val="24"/>
+          <w:szCs w:val="24"/>
+          <w:lang w:val="en-US"/>
+        </w:rPr>
+        <w:t>Unauthorised</w:t>
+      </w:r>
+      <w:proofErr w:type="spellEnd"/>
+      <w:r>
+        <w:rPr>
+          <w:b w:val="0"/>
+          <w:bCs/>
+          <w:sz w:val="24"/>
+          <w:szCs w:val="24"/>
+          <w:lang w:val="en-US"/>
+        </w:rPr>
+        <w:t>” responses. This shows the app is working well and has good security controls.</w:t>
       </w:r>
       <w:bookmarkEnd w:id="7"/>
     </w:p>
@@ -4807,7 +5410,7 @@
           <w:bCs/>
           <w:sz w:val="24"/>
           <w:szCs w:val="24"/>
-          <w:lang w:val="es-ES"/>
+          <w:lang w:val="en-US"/>
         </w:rPr>
       </w:pPr>
       <w:bookmarkStart w:id="8" w:name="_Toc199006217"/>
@@ -4817,7 +5420,7 @@
           <w:bCs/>
           <w:sz w:val="24"/>
           <w:szCs w:val="24"/>
-          <w:lang w:val="es-ES"/>
+          <w:lang w:val="en-US"/>
         </w:rPr>
         <w:t>On the performance side, PC 1 generally showed faster response times than PC 2 when looking at the raw data. However, statistical analysis revealed that the difference was not significant. The confidence intervals overlapped, and the Z-Test gave a high p-value (0.99456), indicating that the performance differences are most likely due to random variation rather than actual hardware differences. As a result, we decided not to proceed with profiling, since it would not lead to meaningful improvements.</w:t>
       </w:r>
@@ -4827,7 +5430,7 @@
       <w:pPr>
         <w:jc w:val="both"/>
         <w:rPr>
-          <w:lang w:val="es-ES"/>
+          <w:lang w:val="en-US"/>
         </w:rPr>
       </w:pPr>
       <w:r>
@@ -4836,7 +5439,7 @@
           <w:bCs/>
           <w:sz w:val="24"/>
           <w:szCs w:val="24"/>
-          <w:lang w:val="es-ES"/>
+          <w:lang w:val="en-US"/>
         </w:rPr>
         <w:t>Overall, the system works reliably, is secure, and performs similarly across different hardware environments.</w:t>
       </w:r>
@@ -4854,6 +5457,7 @@
         </w:rPr>
       </w:pPr>
       <w:bookmarkStart w:id="9" w:name="_Toc199006218"/>
+      <w:proofErr w:type="spellStart"/>
       <w:r>
         <w:rPr>
           <w:lang w:val="es-ES"/>
@@ -4862,6 +5466,7 @@
         <w:t>Bibliography</w:t>
       </w:r>
       <w:bookmarkEnd w:id="9"/>
+      <w:proofErr w:type="spellEnd"/>
     </w:p>
     <w:p>
       <w:pPr>
@@ -4873,6 +5478,7 @@
           <w:lang w:val="es-ES"/>
         </w:rPr>
       </w:pPr>
+      <w:proofErr w:type="spellStart"/>
       <w:r>
         <w:rPr>
           <w:rFonts w:ascii="Times New Roman" w:eastAsia="Times New Roman" w:hAnsi="Times New Roman" w:cs="Times New Roman"/>
@@ -4880,7 +5486,37 @@
           <w:szCs w:val="24"/>
           <w:lang w:val="es-ES"/>
         </w:rPr>
-        <w:t>Intentionally blank.</w:t>
+        <w:t>Intentionally</w:t>
+      </w:r>
+      <w:proofErr w:type="spellEnd"/>
+      <w:r>
+        <w:rPr>
+          <w:rFonts w:ascii="Times New Roman" w:eastAsia="Times New Roman" w:hAnsi="Times New Roman" w:cs="Times New Roman"/>
+          <w:sz w:val="24"/>
+          <w:szCs w:val="24"/>
+          <w:lang w:val="es-ES"/>
+        </w:rPr>
+        <w:t xml:space="preserve"> </w:t>
+      </w:r>
+      <w:proofErr w:type="spellStart"/>
+      <w:r>
+        <w:rPr>
+          <w:rFonts w:ascii="Times New Roman" w:eastAsia="Times New Roman" w:hAnsi="Times New Roman" w:cs="Times New Roman"/>
+          <w:sz w:val="24"/>
+          <w:szCs w:val="24"/>
+          <w:lang w:val="es-ES"/>
+        </w:rPr>
+        <w:t>blank</w:t>
+      </w:r>
+      <w:proofErr w:type="spellEnd"/>
+      <w:r>
+        <w:rPr>
+          <w:rFonts w:ascii="Times New Roman" w:eastAsia="Times New Roman" w:hAnsi="Times New Roman" w:cs="Times New Roman"/>
+          <w:sz w:val="24"/>
+          <w:szCs w:val="24"/>
+          <w:lang w:val="es-ES"/>
+        </w:rPr>
+        <w:t>.</w:t>
       </w:r>
     </w:p>
     <w:sectPr>
@@ -6581,19 +7217,6 @@
 </file>
 
 <file path=customXml/item2.xml><?xml version="1.0" encoding="utf-8"?>
-<b:Sources xmlns:b="http://schemas.openxmlformats.org/officeDocument/2006/bibliography" xmlns="http://schemas.openxmlformats.org/officeDocument/2006/bibliography" SelectedStyle="/APASixthEditionOfficeOnline.xsl" StyleName="APA" Version="6"/>
-</file>
-
-<file path=customXml/item3.xml><?xml version="1.0" encoding="utf-8"?>
-<?mso-contentType ?>
-<FormTemplates xmlns="http://schemas.microsoft.com/sharepoint/v3/contenttype/forms">
-  <Display>DocumentLibraryForm</Display>
-  <Edit>DocumentLibraryForm</Edit>
-  <New>DocumentLibraryForm</New>
-</FormTemplates>
-</file>
-
-<file path=customXml/item4.xml><?xml version="1.0" encoding="utf-8"?>
 <ct:contentTypeSchema xmlns:ct="http://schemas.microsoft.com/office/2006/metadata/contentType" xmlns:ma="http://schemas.microsoft.com/office/2006/metadata/properties/metaAttributes" ct:_="" ma:_="" ma:contentTypeName="Documento" ma:contentTypeID="0x0101000C5DA92F1FC10A48BC652ADDC28159FF" ma:contentTypeVersion="12" ma:contentTypeDescription="Crear nuevo documento." ma:contentTypeScope="" ma:versionID="66f808ced515a91630b6bb7bb71f7db7">
   <xsd:schema xmlns:xsd="http://www.w3.org/2001/XMLSchema" xmlns:xs="http://www.w3.org/2001/XMLSchema" xmlns:p="http://schemas.microsoft.com/office/2006/metadata/properties" xmlns:ns3="80b0d32c-24a6-4fb4-af99-e1a1b62f80cf" xmlns:ns4="40670991-4180-47bc-9319-1fa3252427ac" targetNamespace="http://schemas.microsoft.com/office/2006/metadata/properties" ma:root="true" ma:fieldsID="6c412db5ebd26ea53eea1cb48e092a2d" ns3:_="" ns4:_="">
     <xsd:import namespace="80b0d32c-24a6-4fb4-af99-e1a1b62f80cf"/>
@@ -6806,6 +7429,19 @@
 </ct:contentTypeSchema>
 </file>
 
+<file path=customXml/item3.xml><?xml version="1.0" encoding="utf-8"?>
+<?mso-contentType ?>
+<FormTemplates xmlns="http://schemas.microsoft.com/sharepoint/v3/contenttype/forms">
+  <Display>DocumentLibraryForm</Display>
+  <Edit>DocumentLibraryForm</Edit>
+  <New>DocumentLibraryForm</New>
+</FormTemplates>
+</file>
+
+<file path=customXml/item4.xml><?xml version="1.0" encoding="utf-8"?>
+<b:Sources xmlns:b="http://schemas.openxmlformats.org/officeDocument/2006/bibliography" xmlns="http://schemas.openxmlformats.org/officeDocument/2006/bibliography" SelectedStyle="/APASixthEditionOfficeOnline.xsl" StyleName="APA" Version="6"/>
+</file>
+
 <file path=customXml/itemProps1.xml><?xml version="1.0" encoding="utf-8"?>
 <ds:datastoreItem xmlns:ds="http://schemas.openxmlformats.org/officeDocument/2006/customXml" ds:itemID="{F8A88C81-3B79-4D69-852C-3BE07830E576}">
   <ds:schemaRefs>
@@ -6817,22 +7453,6 @@
 </file>
 
 <file path=customXml/itemProps2.xml><?xml version="1.0" encoding="utf-8"?>
-<ds:datastoreItem xmlns:ds="http://schemas.openxmlformats.org/officeDocument/2006/customXml" ds:itemID="{5E392CBE-5DA4-F045-89E3-9388FF100CD0}">
-  <ds:schemaRefs>
-    <ds:schemaRef ds:uri="http://schemas.openxmlformats.org/officeDocument/2006/bibliography"/>
-  </ds:schemaRefs>
-</ds:datastoreItem>
-</file>
-
-<file path=customXml/itemProps3.xml><?xml version="1.0" encoding="utf-8"?>
-<ds:datastoreItem xmlns:ds="http://schemas.openxmlformats.org/officeDocument/2006/customXml" ds:itemID="{B135A5CA-613F-41A4-AFBB-C4F072DF4FE5}">
-  <ds:schemaRefs>
-    <ds:schemaRef ds:uri="http://schemas.microsoft.com/sharepoint/v3/contenttype/forms"/>
-  </ds:schemaRefs>
-</ds:datastoreItem>
-</file>
-
-<file path=customXml/itemProps4.xml><?xml version="1.0" encoding="utf-8"?>
 <ds:datastoreItem xmlns:ds="http://schemas.openxmlformats.org/officeDocument/2006/customXml" ds:itemID="{C6EF02E2-464E-493C-9020-0E756D218F7D}">
   <ds:schemaRefs>
     <ds:schemaRef ds:uri="http://schemas.microsoft.com/office/2006/metadata/contentType"/>
@@ -6849,4 +7469,20 @@
     <ds:schemaRef ds:uri="http://schemas.microsoft.com/internal/obd"/>
   </ds:schemaRefs>
 </ds:datastoreItem>
+</file>
+
+<file path=customXml/itemProps3.xml><?xml version="1.0" encoding="utf-8"?>
+<ds:datastoreItem xmlns:ds="http://schemas.openxmlformats.org/officeDocument/2006/customXml" ds:itemID="{B135A5CA-613F-41A4-AFBB-C4F072DF4FE5}">
+  <ds:schemaRefs>
+    <ds:schemaRef ds:uri="http://schemas.microsoft.com/sharepoint/v3/contenttype/forms"/>
+  </ds:schemaRefs>
+</ds:datastoreItem>
+</file>
+
+<file path=customXml/itemProps4.xml><?xml version="1.0" encoding="utf-8"?>
+<ds:datastoreItem xmlns:ds="http://schemas.openxmlformats.org/officeDocument/2006/customXml" ds:itemID="{5E392CBE-5DA4-F045-89E3-9388FF100CD0}">
+  <ds:schemaRefs>
+    <ds:schemaRef ds:uri="http://schemas.openxmlformats.org/officeDocument/2006/bibliography"/>
+  </ds:schemaRefs>
+</ds:datastoreItem>
 </file>